--- a/klagomål/A 53593-2025 FSC-klagomål.docx
+++ b/klagomål/A 53593-2025 FSC-klagomål.docx
@@ -1614,7 +1614,7 @@
     <w:r>
       <w:tab/>
       <w:tab/>
-      <w:t>2026-09-14</w:t>
+      <w:t>2026-09-15</w:t>
       <w:br/>
       <w:br/>
     </w:r>

--- a/klagomål/A 53593-2025 FSC-klagomål.docx
+++ b/klagomål/A 53593-2025 FSC-klagomål.docx
@@ -1614,7 +1614,7 @@
     <w:r>
       <w:tab/>
       <w:tab/>
-      <w:t>2026-09-15</w:t>
+      <w:t>2026-09-16</w:t>
       <w:br/>
       <w:br/>
     </w:r>

--- a/klagomål/A 53593-2025 FSC-klagomål.docx
+++ b/klagomål/A 53593-2025 FSC-klagomål.docx
@@ -1614,7 +1614,7 @@
     <w:r>
       <w:tab/>
       <w:tab/>
-      <w:t>2026-09-16</w:t>
+      <w:t>2026-09-17</w:t>
       <w:br/>
       <w:br/>
     </w:r>

--- a/klagomål/A 53593-2025 FSC-klagomål.docx
+++ b/klagomål/A 53593-2025 FSC-klagomål.docx
@@ -1614,7 +1614,7 @@
     <w:r>
       <w:tab/>
       <w:tab/>
-      <w:t>2026-09-17</w:t>
+      <w:t>2026-09-18</w:t>
       <w:br/>
       <w:br/>
     </w:r>

--- a/klagomål/A 53593-2025 FSC-klagomål.docx
+++ b/klagomål/A 53593-2025 FSC-klagomål.docx
@@ -1614,7 +1614,7 @@
     <w:r>
       <w:tab/>
       <w:tab/>
-      <w:t>2026-09-18</w:t>
+      <w:t>2026-09-19</w:t>
       <w:br/>
       <w:br/>
     </w:r>

--- a/klagomål/A 53593-2025 FSC-klagomål.docx
+++ b/klagomål/A 53593-2025 FSC-klagomål.docx
@@ -1614,7 +1614,7 @@
     <w:r>
       <w:tab/>
       <w:tab/>
-      <w:t>2026-09-19</w:t>
+      <w:t>2026-09-21</w:t>
       <w:br/>
       <w:br/>
     </w:r>

--- a/klagomål/A 53593-2025 FSC-klagomål.docx
+++ b/klagomål/A 53593-2025 FSC-klagomål.docx
@@ -1614,7 +1614,7 @@
     <w:r>
       <w:tab/>
       <w:tab/>
-      <w:t>2026-09-21</w:t>
+      <w:t>2026-09-23</w:t>
       <w:br/>
       <w:br/>
     </w:r>

--- a/klagomål/A 53593-2025 FSC-klagomål.docx
+++ b/klagomål/A 53593-2025 FSC-klagomål.docx
@@ -1614,7 +1614,7 @@
     <w:r>
       <w:tab/>
       <w:tab/>
-      <w:t>2026-09-23</w:t>
+      <w:t>2026-09-24</w:t>
       <w:br/>
       <w:br/>
     </w:r>

--- a/klagomål/A 53593-2025 FSC-klagomål.docx
+++ b/klagomål/A 53593-2025 FSC-klagomål.docx
@@ -1614,7 +1614,7 @@
     <w:r>
       <w:tab/>
       <w:tab/>
-      <w:t>2026-09-24</w:t>
+      <w:t>2026-09-25</w:t>
       <w:br/>
       <w:br/>
     </w:r>

--- a/klagomål/A 53593-2025 FSC-klagomål.docx
+++ b/klagomål/A 53593-2025 FSC-klagomål.docx
@@ -221,7 +221,7 @@
     </w:p>
     <w:p>
       <w:r>
-        <w:t>I och inom 19 meter från avverkningsanmälan finns fynd av 21 naturvårdsarter, varav 11 är rödlistade, 4 är fridlysta, 13 är typiska (T) och 7 är signalarter (S): knärot (VU, T, §8), rosetticka (VU), rotfingersvamp (VU), fjällig taggsvamp s.str. (NT), motaggsvamp (NT, T), orange taggsvamp (NT, T), rynkskinn (NT, T), talltita (NT, §4), ullticka (NT, T), vedtrappmossa (NT, T), vågticka (NT), brandticka (S), granbarkgnagare (S, T), gullgröppa (S), rödgul trumpetsvamp (S), trådticka (S, T), underviol (S, T), vedticka (S, T), blåsippa (T, §9), kransmossa (T) och spillkråka (T, §4). Se Figur 1.</w:t>
+        <w:t>I och inom 19 meter från avverkningsanmälan finns fynd av 22 naturvårdsarter, varav 11 är rödlistade, 4 är fridlysta, 13 är typiska (T) och 8 är signalarter (S): knärot (VU, T, §8), rosetticka (VU), rotfingersvamp (VU), fjällig taggsvamp s.str. (NT), motaggsvamp (NT, T), orange taggsvamp (NT, T), rynkskinn (NT, T), talltita (NT, §4), ullticka (NT, T), vedtrappmossa (NT, T), vågticka (NT), brandticka (S), granbarkgnagare (S, T), gullgröppa (S), rödgul trumpetsvamp (S), svavelriska (S), trådticka (S, T), underviol (S, T), vedticka (S, T), blåsippa (T, §9), kransmossa (T) och spillkråka (T, §4). Se Figur 1.</w:t>
       </w:r>
     </w:p>
     <w:p>
@@ -860,7 +860,7 @@
         <w:rPr>
           <w:i/>
         </w:rPr>
-        <w:t>I det avverkningsanmälda skogsområdet har 21 naturvårdsarter varav 11 rödlistade arter sina livsmiljöer och växtplatser.</w:t>
+        <w:t>I det avverkningsanmälda skogsområdet har 22 naturvårdsarter varav 11 rödlistade arter sina livsmiljöer och växtplatser.</w:t>
       </w:r>
     </w:p>
     <w:p>
@@ -1614,7 +1614,7 @@
     <w:r>
       <w:tab/>
       <w:tab/>
-      <w:t>2026-09-25</w:t>
+      <w:t>2026-09-26</w:t>
       <w:br/>
       <w:br/>
     </w:r>

--- a/klagomål/A 53593-2025 FSC-klagomål.docx
+++ b/klagomål/A 53593-2025 FSC-klagomål.docx
@@ -221,7 +221,7 @@
     </w:p>
     <w:p>
       <w:r>
-        <w:t>I och inom 19 meter från avverkningsanmälan finns fynd av 22 naturvårdsarter, varav 11 är rödlistade, 4 är fridlysta, 13 är typiska (T) och 8 är signalarter (S): knärot (VU, T, §8), rosetticka (VU), rotfingersvamp (VU), fjällig taggsvamp s.str. (NT), motaggsvamp (NT, T), orange taggsvamp (NT, T), rynkskinn (NT, T), talltita (NT, §4), ullticka (NT, T), vedtrappmossa (NT, T), vågticka (NT), brandticka (S), granbarkgnagare (S, T), gullgröppa (S), rödgul trumpetsvamp (S), svavelriska (S), trådticka (S, T), underviol (S, T), vedticka (S, T), blåsippa (T, §9), kransmossa (T) och spillkråka (T, §4). Se Figur 1.</w:t>
+        <w:t>I och inom 19 meter från avverkningsanmälan finns fynd av 23 naturvårdsarter, varav 12 är rödlistade, 4 är fridlysta, 13 är typiska (T) och 8 är signalarter (S): granrotspindling (VU), knärot (VU, T, §8), rosetticka (VU), rotfingersvamp (VU), fjällig taggsvamp s.str. (NT), motaggsvamp (NT, T), orange taggsvamp (NT, T), rynkskinn (NT, T), talltita (NT, §4), ullticka (NT, T), vedtrappmossa (NT, T), vågticka (NT), brandticka (S), granbarkgnagare (S, T), gullgröppa (S), rödgul trumpetsvamp (S), svavelriska (S), trådticka (S, T), underviol (S, T), vedticka (S, T), blåsippa (T, §9), kransmossa (T) och spillkråka (T, §4). Se Figur 1.</w:t>
       </w:r>
     </w:p>
     <w:p>
@@ -245,6 +245,26 @@
     <w:p>
       <w:r>
         <w:t>Nedan följer beskrivningar av de naturvårdsarter och fridlysta arter som har sina livsmiljöer och växtplatser i den avverkningsanmälda skogen. Se även ytterligare artfakta i BILAGA 1. De påträffade naturvårdsarterna är ett tydligt kvitto på att det rör sig om en skog med höga naturvärden.</w:t>
+      </w:r>
+    </w:p>
+    <w:p>
+      <w:r>
+        <w:rPr>
+          <w:b/>
+        </w:rPr>
+        <w:t xml:space="preserve">Granrotspindling (VU) </w:t>
+      </w:r>
+      <w:r>
+        <w:t>bildar mykorrhiza med gran. Växer i djup barrförna, gärna i gamla myrstackar, i medelålders till äldre ängsgranskog på kalkrik mark.</w:t>
+      </w:r>
+      <w:r>
+        <w:rPr>
+          <w:b/>
+        </w:rPr>
+        <w:t xml:space="preserve"> </w:t>
+      </w:r>
+      <w:r>
+        <w:t>Minskningstakten uppgår till 30 % inom 50 år och överstiger gränsvärdet för Sårbar (VU) enligt A-kriteriet. (A2c+3c+4c). Arten missgynnas av avverkning och markberedning. Generellt bör lokaler som är särskilt rika på förekomster av sällsynta svampar säkerställas och lämnas för fri utveckling (SLU Artdatabanken, 2024).</w:t>
       </w:r>
     </w:p>
     <w:p>
@@ -839,10 +859,18 @@
         <w:rPr>
           <w:b/>
         </w:rPr>
-        <w:t xml:space="preserve">6.4.3 </w:t>
-      </w:r>
-      <w:r>
-        <w:t>Bevarandeåtgärder genomförs för de kända förekomster av rödlistade arter som påverkas av skogsbruk.</w:t>
+        <w:t xml:space="preserve">6.4.1 </w:t>
+      </w:r>
+      <w:r>
+        <w:t>Följande biotoper undantas från alla skogsbruksåtgärder, förutom åtgärder påkallade för att bevara eller främja biotopens naturliga eller hävdbetingade biologiska mångfald:</w:t>
+      </w:r>
+    </w:p>
+    <w:p>
+      <w:pPr>
+        <w:ind w:left="357"/>
+      </w:pPr>
+      <w:r>
+        <w:t>b) nyckelbiotoper enligt Skogsstyrelsens definition och metod (1995)</w:t>
       </w:r>
     </w:p>
     <w:p>
@@ -860,7 +888,36 @@
         <w:rPr>
           <w:i/>
         </w:rPr>
-        <w:t>I det avverkningsanmälda skogsområdet har 22 naturvårdsarter varav 11 rödlistade arter sina livsmiljöer och växtplatser.</w:t>
+        <w:t>I det avverkningsanmälda skogsområdet har 20 rödlistade arter och signalarter påträffats. Detta ska jämföras med Skogsstyrelsens uppföljning 2017 av nyckelbiotoper som visade att man i genomsnitt hittar 20,6 olika rödlistade arter och signalarter i en nyckelbiotop (Wijk, S. 2017. Biologisk mångfald i nyckelbiotoper – Resultat från inventeringen “Uppföljning biologisk mångfald” 2009–2015. Rapport 4/2017 Skogsstyrelsen, Jönköping).</w:t>
+      </w:r>
+    </w:p>
+    <w:p>
+      <w:r>
+        <w:rPr>
+          <w:b/>
+        </w:rPr>
+        <w:t xml:space="preserve">6.4.3 </w:t>
+      </w:r>
+      <w:r>
+        <w:t>Bevarandeåtgärder genomförs för de kända förekomster av rödlistade arter som påverkas av skogsbruk.</w:t>
+      </w:r>
+    </w:p>
+    <w:p>
+      <w:pPr>
+        <w:pStyle w:val="ListBullet"/>
+      </w:pPr>
+      <w:r>
+        <w:rPr>
+          <w:b/>
+          <w:i/>
+        </w:rPr>
+        <w:t xml:space="preserve">Kommentar: </w:t>
+      </w:r>
+      <w:r>
+        <w:rPr>
+          <w:i/>
+        </w:rPr>
+        <w:t>I det avverkningsanmälda skogsområdet har 23 naturvårdsarter varav 12 rödlistade arter sina livsmiljöer och växtplatser.</w:t>
       </w:r>
     </w:p>
     <w:p>
@@ -1614,7 +1671,7 @@
     <w:r>
       <w:tab/>
       <w:tab/>
-      <w:t>2026-09-26</w:t>
+      <w:t>2026-09-27</w:t>
       <w:br/>
       <w:br/>
     </w:r>

--- a/klagomål/A 53593-2025 FSC-klagomål.docx
+++ b/klagomål/A 53593-2025 FSC-klagomål.docx
@@ -1671,7 +1671,7 @@
     <w:r>
       <w:tab/>
       <w:tab/>
-      <w:t>2026-09-27</w:t>
+      <w:t>2026-09-28</w:t>
       <w:br/>
       <w:br/>
     </w:r>

--- a/klagomål/A 53593-2025 FSC-klagomål.docx
+++ b/klagomål/A 53593-2025 FSC-klagomål.docx
@@ -1671,7 +1671,7 @@
     <w:r>
       <w:tab/>
       <w:tab/>
-      <w:t>2026-09-28</w:t>
+      <w:t>2026-09-29</w:t>
       <w:br/>
       <w:br/>
     </w:r>

--- a/klagomål/A 53593-2025 FSC-klagomål.docx
+++ b/klagomål/A 53593-2025 FSC-klagomål.docx
@@ -1671,7 +1671,7 @@
     <w:r>
       <w:tab/>
       <w:tab/>
-      <w:t>2026-09-29</w:t>
+      <w:t>2026-09-30</w:t>
       <w:br/>
       <w:br/>
     </w:r>

--- a/klagomål/A 53593-2025 FSC-klagomål.docx
+++ b/klagomål/A 53593-2025 FSC-klagomål.docx
@@ -1671,7 +1671,7 @@
     <w:r>
       <w:tab/>
       <w:tab/>
-      <w:t>2026-09-30</w:t>
+      <w:t>2026-10-01</w:t>
       <w:br/>
       <w:br/>
     </w:r>

--- a/klagomål/A 53593-2025 FSC-klagomål.docx
+++ b/klagomål/A 53593-2025 FSC-klagomål.docx
@@ -1671,7 +1671,7 @@
     <w:r>
       <w:tab/>
       <w:tab/>
-      <w:t>2026-10-01</w:t>
+      <w:t>2026-10-02</w:t>
       <w:br/>
       <w:br/>
     </w:r>

--- a/klagomål/A 53593-2025 FSC-klagomål.docx
+++ b/klagomål/A 53593-2025 FSC-klagomål.docx
@@ -1671,7 +1671,7 @@
     <w:r>
       <w:tab/>
       <w:tab/>
-      <w:t>2026-10-02</w:t>
+      <w:t>2026-10-03</w:t>
       <w:br/>
       <w:br/>
     </w:r>

--- a/klagomål/A 53593-2025 FSC-klagomål.docx
+++ b/klagomål/A 53593-2025 FSC-klagomål.docx
@@ -1671,7 +1671,7 @@
     <w:r>
       <w:tab/>
       <w:tab/>
-      <w:t>2026-10-03</w:t>
+      <w:t>2026-10-04</w:t>
       <w:br/>
       <w:br/>
     </w:r>

--- a/klagomål/A 53593-2025 FSC-klagomål.docx
+++ b/klagomål/A 53593-2025 FSC-klagomål.docx
@@ -1671,7 +1671,7 @@
     <w:r>
       <w:tab/>
       <w:tab/>
-      <w:t>2026-10-04</w:t>
+      <w:t>2026-10-05</w:t>
       <w:br/>
       <w:br/>
     </w:r>

--- a/klagomål/A 53593-2025 FSC-klagomål.docx
+++ b/klagomål/A 53593-2025 FSC-klagomål.docx
@@ -1671,7 +1671,7 @@
     <w:r>
       <w:tab/>
       <w:tab/>
-      <w:t>2026-10-05</w:t>
+      <w:t>2026-10-06</w:t>
       <w:br/>
       <w:br/>
     </w:r>

--- a/klagomål/A 53593-2025 FSC-klagomål.docx
+++ b/klagomål/A 53593-2025 FSC-klagomål.docx
@@ -1671,7 +1671,7 @@
     <w:r>
       <w:tab/>
       <w:tab/>
-      <w:t>2026-10-06</w:t>
+      <w:t>2026-10-07</w:t>
       <w:br/>
       <w:br/>
     </w:r>

--- a/klagomål/A 53593-2025 FSC-klagomål.docx
+++ b/klagomål/A 53593-2025 FSC-klagomål.docx
@@ -1671,7 +1671,7 @@
     <w:r>
       <w:tab/>
       <w:tab/>
-      <w:t>2026-10-07</w:t>
+      <w:t>2026-10-08</w:t>
       <w:br/>
       <w:br/>
     </w:r>

--- a/klagomål/A 53593-2025 FSC-klagomål.docx
+++ b/klagomål/A 53593-2025 FSC-klagomål.docx
@@ -1671,7 +1671,7 @@
     <w:r>
       <w:tab/>
       <w:tab/>
-      <w:t>2026-10-08</w:t>
+      <w:t>2026-10-09</w:t>
       <w:br/>
       <w:br/>
     </w:r>

--- a/klagomål/A 53593-2025 FSC-klagomål.docx
+++ b/klagomål/A 53593-2025 FSC-klagomål.docx
@@ -1671,7 +1671,7 @@
     <w:r>
       <w:tab/>
       <w:tab/>
-      <w:t>2026-10-09</w:t>
+      <w:t>2026-10-10</w:t>
       <w:br/>
       <w:br/>
     </w:r>

--- a/klagomål/A 53593-2025 FSC-klagomål.docx
+++ b/klagomål/A 53593-2025 FSC-klagomål.docx
@@ -1671,7 +1671,7 @@
     <w:r>
       <w:tab/>
       <w:tab/>
-      <w:t>2026-10-10</w:t>
+      <w:t>2026-10-11</w:t>
       <w:br/>
       <w:br/>
     </w:r>

--- a/klagomål/A 53593-2025 FSC-klagomål.docx
+++ b/klagomål/A 53593-2025 FSC-klagomål.docx
@@ -1671,7 +1671,7 @@
     <w:r>
       <w:tab/>
       <w:tab/>
-      <w:t>2026-10-11</w:t>
+      <w:t>2026-10-12</w:t>
       <w:br/>
       <w:br/>
     </w:r>

--- a/klagomål/A 53593-2025 FSC-klagomål.docx
+++ b/klagomål/A 53593-2025 FSC-klagomål.docx
@@ -1671,7 +1671,7 @@
     <w:r>
       <w:tab/>
       <w:tab/>
-      <w:t>2026-10-12</w:t>
+      <w:t>2026-10-13</w:t>
       <w:br/>
       <w:br/>
     </w:r>

--- a/klagomål/A 53593-2025 FSC-klagomål.docx
+++ b/klagomål/A 53593-2025 FSC-klagomål.docx
@@ -1671,7 +1671,7 @@
     <w:r>
       <w:tab/>
       <w:tab/>
-      <w:t>2026-10-13</w:t>
+      <w:t>2026-10-14</w:t>
       <w:br/>
       <w:br/>
     </w:r>

--- a/klagomål/A 53593-2025 FSC-klagomål.docx
+++ b/klagomål/A 53593-2025 FSC-klagomål.docx
@@ -1671,7 +1671,7 @@
     <w:r>
       <w:tab/>
       <w:tab/>
-      <w:t>2026-10-14</w:t>
+      <w:t>2026-10-15</w:t>
       <w:br/>
       <w:br/>
     </w:r>

--- a/klagomål/A 53593-2025 FSC-klagomål.docx
+++ b/klagomål/A 53593-2025 FSC-klagomål.docx
@@ -1671,7 +1671,7 @@
     <w:r>
       <w:tab/>
       <w:tab/>
-      <w:t>2026-10-15</w:t>
+      <w:t>2026-10-16</w:t>
       <w:br/>
       <w:br/>
     </w:r>

--- a/klagomål/A 53593-2025 FSC-klagomål.docx
+++ b/klagomål/A 53593-2025 FSC-klagomål.docx
@@ -1671,7 +1671,7 @@
     <w:r>
       <w:tab/>
       <w:tab/>
-      <w:t>2026-10-16</w:t>
+      <w:t>2026-10-17</w:t>
       <w:br/>
       <w:br/>
     </w:r>

--- a/klagomål/A 53593-2025 FSC-klagomål.docx
+++ b/klagomål/A 53593-2025 FSC-klagomål.docx
@@ -1671,7 +1671,7 @@
     <w:r>
       <w:tab/>
       <w:tab/>
-      <w:t>2026-10-17</w:t>
+      <w:t>2026-10-18</w:t>
       <w:br/>
       <w:br/>
     </w:r>

--- a/klagomål/A 53593-2025 FSC-klagomål.docx
+++ b/klagomål/A 53593-2025 FSC-klagomål.docx
@@ -1671,7 +1671,7 @@
     <w:r>
       <w:tab/>
       <w:tab/>
-      <w:t>2026-10-18</w:t>
+      <w:t>2026-10-19</w:t>
       <w:br/>
       <w:br/>
     </w:r>

--- a/klagomål/A 53593-2025 FSC-klagomål.docx
+++ b/klagomål/A 53593-2025 FSC-klagomål.docx
@@ -1671,7 +1671,7 @@
     <w:r>
       <w:tab/>
       <w:tab/>
-      <w:t>2026-10-19</w:t>
+      <w:t>2026-10-20</w:t>
       <w:br/>
       <w:br/>
     </w:r>

--- a/klagomål/A 53593-2025 FSC-klagomål.docx
+++ b/klagomål/A 53593-2025 FSC-klagomål.docx
@@ -1671,7 +1671,7 @@
     <w:r>
       <w:tab/>
       <w:tab/>
-      <w:t>2026-10-20</w:t>
+      <w:t>2026-10-21</w:t>
       <w:br/>
       <w:br/>
     </w:r>

--- a/klagomål/A 53593-2025 FSC-klagomål.docx
+++ b/klagomål/A 53593-2025 FSC-klagomål.docx
@@ -1671,7 +1671,7 @@
     <w:r>
       <w:tab/>
       <w:tab/>
-      <w:t>2026-10-21</w:t>
+      <w:t>2026-10-22</w:t>
       <w:br/>
       <w:br/>
     </w:r>

--- a/klagomål/A 53593-2025 FSC-klagomål.docx
+++ b/klagomål/A 53593-2025 FSC-klagomål.docx
@@ -1671,7 +1671,7 @@
     <w:r>
       <w:tab/>
       <w:tab/>
-      <w:t>2026-10-22</w:t>
+      <w:t>2026-10-23</w:t>
       <w:br/>
       <w:br/>
     </w:r>

--- a/klagomål/A 53593-2025 FSC-klagomål.docx
+++ b/klagomål/A 53593-2025 FSC-klagomål.docx
@@ -1671,7 +1671,7 @@
     <w:r>
       <w:tab/>
       <w:tab/>
-      <w:t>2026-10-23</w:t>
+      <w:t>2026-10-24</w:t>
       <w:br/>
       <w:br/>
     </w:r>

--- a/klagomål/A 53593-2025 FSC-klagomål.docx
+++ b/klagomål/A 53593-2025 FSC-klagomål.docx
@@ -1671,7 +1671,7 @@
     <w:r>
       <w:tab/>
       <w:tab/>
-      <w:t>2026-10-24</w:t>
+      <w:t>2026-10-25</w:t>
       <w:br/>
       <w:br/>
     </w:r>

--- a/klagomål/A 53593-2025 FSC-klagomål.docx
+++ b/klagomål/A 53593-2025 FSC-klagomål.docx
@@ -1671,7 +1671,7 @@
     <w:r>
       <w:tab/>
       <w:tab/>
-      <w:t>2026-10-25</w:t>
+      <w:t>2026-10-26</w:t>
       <w:br/>
       <w:br/>
     </w:r>

--- a/klagomål/A 53593-2025 FSC-klagomål.docx
+++ b/klagomål/A 53593-2025 FSC-klagomål.docx
@@ -1671,7 +1671,7 @@
     <w:r>
       <w:tab/>
       <w:tab/>
-      <w:t>2026-10-26</w:t>
+      <w:t>2026-10-27</w:t>
       <w:br/>
       <w:br/>
     </w:r>

--- a/klagomål/A 53593-2025 FSC-klagomål.docx
+++ b/klagomål/A 53593-2025 FSC-klagomål.docx
@@ -1671,7 +1671,7 @@
     <w:r>
       <w:tab/>
       <w:tab/>
-      <w:t>2026-10-27</w:t>
+      <w:t>2026-10-28</w:t>
       <w:br/>
       <w:br/>
     </w:r>

--- a/klagomål/A 53593-2025 FSC-klagomål.docx
+++ b/klagomål/A 53593-2025 FSC-klagomål.docx
@@ -1671,7 +1671,7 @@
     <w:r>
       <w:tab/>
       <w:tab/>
-      <w:t>2026-10-28</w:t>
+      <w:t>2026-10-29</w:t>
       <w:br/>
       <w:br/>
     </w:r>

--- a/klagomål/A 53593-2025 FSC-klagomål.docx
+++ b/klagomål/A 53593-2025 FSC-klagomål.docx
@@ -1671,7 +1671,7 @@
     <w:r>
       <w:tab/>
       <w:tab/>
-      <w:t>2026-10-29</w:t>
+      <w:t>2026-10-31</w:t>
       <w:br/>
       <w:br/>
     </w:r>
